--- a/output_receita_federal/parecer_normativo_cst/documents/pn_cst_9_19830701.docx
+++ b/output_receita_federal/parecer_normativo_cst/documents/pn_cst_9_19830701.docx
@@ -15,7 +15,13 @@
         <w:t xml:space="preserve">Imposto sobre a Renda e Proventos </w:t>
       </w:r>
       <w:r>
+        <w:br/>
+      </w:r>
+      <w:r>
         <w:t xml:space="preserve">M.N.T.P.F. : 1.24.20.40 - CÉDULA H - Rendimentos de Capital e Trabalho não Compreendidos nas Cédulas Anteriores </w:t>
+      </w:r>
+      <w:r>
+        <w:br/>
       </w:r>
       <w:r>
         <w:t>O laudêmio pecebido por pessoa física constitui rendimento classificável na cédula H.</w:t>
@@ -79,6 +85,9 @@
     <w:p>
       <w:r>
         <w:t xml:space="preserve">Jimir S. Doniak </w:t>
+      </w:r>
+      <w:r>
+        <w:br/>
       </w:r>
       <w:r>
         <w:t>Coordenador do Sistema de Tributação</w:t>
